--- a/SQL_Interview_Questions.docx
+++ b/SQL_Interview_Questions.docx
@@ -71,11 +71,74 @@
       </w:r>
     </w:p>
     <w:p>
+      <w:r>
+        <w:t>What is Primary Key?</w:t>
+      </w:r>
+    </w:p>
+    <w:p>
       <w:pPr>
         <w:pStyle w:val="ListParagraph"/>
-      </w:pPr>
+        <w:numPr>
+          <w:ilvl w:val="0"/>
+          <w:numId w:val="1"/>
+        </w:numPr>
+      </w:pPr>
+      <w:r>
+        <w:t>It is a unique ID for particular data and to avoid null and avoid duplication.</w:t>
+      </w:r>
+    </w:p>
+    <w:p>
+      <w:r>
+        <w:t>What is Group By?</w:t>
+      </w:r>
+    </w:p>
+    <w:p>
+      <w:pPr>
+        <w:pStyle w:val="ListParagraph"/>
+        <w:numPr>
+          <w:ilvl w:val="0"/>
+          <w:numId w:val="1"/>
+        </w:numPr>
+      </w:pPr>
+      <w:r>
+        <w:t>It is a clause in the sql to group same values from particular column</w:t>
+      </w:r>
+    </w:p>
+    <w:p>
       <w:r>
         <w:t xml:space="preserve"> </w:t>
+      </w:r>
+      <w:r>
+        <w:t>What is foreign key?</w:t>
+      </w:r>
+    </w:p>
+    <w:p>
+      <w:pPr>
+        <w:pStyle w:val="ListParagraph"/>
+        <w:numPr>
+          <w:ilvl w:val="0"/>
+          <w:numId w:val="1"/>
+        </w:numPr>
+      </w:pPr>
+      <w:r>
+        <w:t>To create relation between child table and parent table.</w:t>
+      </w:r>
+    </w:p>
+    <w:p>
+      <w:r>
+        <w:t>What is the benefit of foreign key?</w:t>
+      </w:r>
+    </w:p>
+    <w:p>
+      <w:pPr>
+        <w:pStyle w:val="ListParagraph"/>
+        <w:numPr>
+          <w:ilvl w:val="0"/>
+          <w:numId w:val="1"/>
+        </w:numPr>
+      </w:pPr>
+      <w:r>
+        <w:t>It is to restrict inserting data to child table where there is no match data in the parent table.</w:t>
       </w:r>
     </w:p>
     <w:sectPr>
